--- a/src/OpenXmlHtml.Tests/WordConvertToDocxTests.EmptyHtml.Net.verified.docx
+++ b/src/OpenXmlHtml.Tests/WordConvertToDocxTests.EmptyHtml.Net.verified.docx
@@ -3,6 +3,10 @@
 <w:document xmlns:w="http://schemas.openxmlformats.org/wordprocessingml/2006/main">
   <w:body>
     <w:p/>
+    <w:sectPr>
+      <w:pgSz w:w="11906" w:h="16838"/>
+      <w:pgMar w:top="1440" w:right="1440" w:bottom="1440" w:left="1440" w:header="720" w:footer="720" w:gutter="0"/>
+    </w:sectPr>
   </w:body>
 </w:document>
 </file>